--- a/forskning/ncc-kohort/submission_pse/HIGHLIGHTS.docx
+++ b/forskning/ncc-kohort/submission_pse/HIGHLIGHTS.docx
@@ -13,13 +13,21 @@
     </w:p>
     <w:p>
       <w:pPr>
+        <w:pStyle w:val="FirstParagraph"/>
+      </w:pPr>
+      <w:r>
+        <w:t xml:space="preserve">(PSE requires 3-5 bullet points, each ≤85 characters incl. spaces)</w:t>
+      </w:r>
+    </w:p>
+    <w:p>
+      <w:pPr>
         <w:numPr>
           <w:ilvl w:val="0"/>
           <w:numId w:val="1001"/>
         </w:numPr>
       </w:pPr>
       <w:r>
-        <w:t xml:space="preserve">Competition volume at age 15-16 predicts senior retention better than performance.</w:t>
+        <w:t xml:space="preserve">Baseline-window volume at ages 13-14 predicts senior retention 14 years later.</w:t>
       </w:r>
     </w:p>
     <w:p>
@@ -30,7 +38,7 @@
         </w:numPr>
       </w:pPr>
       <w:r>
-        <w:t xml:space="preserve">Future dropouts visibly reduce participation 2-3 years before formal exit.</w:t>
+        <w:t xml:space="preserve">OR = 2.40 per SD, cross-validated AUC = 0.751 from baseline-only predictors.</w:t>
       </w:r>
     </w:p>
     <w:p>
@@ -41,7 +49,7 @@
         </w:numPr>
       </w:pPr>
       <w:r>
-        <w:t xml:space="preserve">Two independent birth cohorts (N=2,123) yield concordant behavioral patterns.</w:t>
+        <w:t xml:space="preserve">Two patterns: early heterogeneity AND within-athlete pull-back act independently.</w:t>
       </w:r>
     </w:p>
     <w:p>
@@ -52,7 +60,7 @@
         </w:numPr>
       </w:pPr>
       <w:r>
-        <w:t xml:space="preserve">Early-adolescent volume alone classifies senior retention at AUC = 0.82.</w:t>
+        <w:t xml:space="preserve">Behavior outperforms performance; replicates across two birth-year cohorts.</w:t>
       </w:r>
     </w:p>
     <w:p>
@@ -63,7 +71,7 @@
         </w:numPr>
       </w:pPr>
       <w:r>
-        <w:t xml:space="preserve">Findings are consistent with qualitative accounts of dropout as a process.</w:t>
+        <w:t xml:space="preserve">Behavioral screening at age 14 flags at-risk athletes (PPV = 0.94).</w:t>
       </w:r>
     </w:p>
     <w:bookmarkEnd w:id="9"/>
